--- a/beta-docs/SoilConnect-Beta-Checklist.docx
+++ b/beta-docs/SoilConnect-Beta-Checklist.docx
@@ -364,88 +364,126 @@
           <w:sz w:val="24"/>
           <w:szCs w:val="24"/>
         </w:rPr>
-        <w:t xml:space="preserve">☐  </w:t>
-      </w:r>
-      <w:r>
-        <w:t xml:space="preserve">Pick hosts (Render/Railway/Fly for API, Vercel/Netlify for UI)</w:t>
-      </w:r>
-    </w:p>
-    <w:p>
-      <w:pPr>
-        <w:spacing w:after="80"/>
-        <w:ind w:left="360" w:hanging="360"/>
-      </w:pPr>
-      <w:r>
-        <w:rPr>
-          <w:sz w:val="24"/>
-          <w:szCs w:val="24"/>
-        </w:rPr>
-        <w:t xml:space="preserve">☐  </w:t>
-      </w:r>
-      <w:r>
-        <w:rPr>
-          <w:b/>
-          <w:bCs/>
-        </w:rPr>
-        <w:t xml:space="preserve">Backend</w:t>
-      </w:r>
-      <w:r>
-        <w:t xml:space="preserve"> deploy config (Dockerfile / Procfile / render.yaml)</w:t>
-      </w:r>
-    </w:p>
-    <w:p>
-      <w:pPr>
-        <w:spacing w:after="80"/>
-        <w:ind w:left="360" w:hanging="360"/>
-      </w:pPr>
-      <w:r>
-        <w:rPr>
-          <w:sz w:val="24"/>
-          <w:szCs w:val="24"/>
-        </w:rPr>
-        <w:t xml:space="preserve">☐  </w:t>
-      </w:r>
-      <w:r>
-        <w:rPr>
-          <w:b/>
-          <w:bCs/>
-        </w:rPr>
-        <w:t xml:space="preserve">Frontend</w:t>
-      </w:r>
-      <w:r>
-        <w:t xml:space="preserve"> build + deploy, pointed at production API URL</w:t>
-      </w:r>
-    </w:p>
-    <w:p>
-      <w:pPr>
-        <w:spacing w:after="80"/>
-        <w:ind w:left="360" w:hanging="360"/>
-      </w:pPr>
-      <w:r>
-        <w:rPr>
-          <w:sz w:val="24"/>
-          <w:szCs w:val="24"/>
-        </w:rPr>
-        <w:t xml:space="preserve">☐  </w:t>
-      </w:r>
-      <w:r>
-        <w:t xml:space="preserve">Production environment variables set on hosts</w:t>
-      </w:r>
-    </w:p>
-    <w:p>
-      <w:pPr>
-        <w:spacing w:after="80"/>
-        <w:ind w:left="360" w:hanging="360"/>
-      </w:pPr>
-      <w:r>
-        <w:rPr>
-          <w:sz w:val="24"/>
-          <w:szCs w:val="24"/>
-        </w:rPr>
-        <w:t xml:space="preserve">☐  </w:t>
-      </w:r>
-      <w:r>
-        <w:t xml:space="preserve">HTTPS + custom domain (optional but recommended)</w:t>
+        <w:t xml:space="preserve">☑  </w:t>
+      </w:r>
+      <w:r>
+        <w:rPr>
+          <w:b/>
+          <w:bCs/>
+        </w:rPr>
+        <w:t xml:space="preserve">Single-service architecture</w:t>
+      </w:r>
+      <w:r>
+        <w:t xml:space="preserve"> — Express serves built frontend + API on one origin (no CORS)</w:t>
+      </w:r>
+    </w:p>
+    <w:p>
+      <w:pPr>
+        <w:spacing w:after="80"/>
+        <w:ind w:left="360" w:hanging="360"/>
+      </w:pPr>
+      <w:r>
+        <w:rPr>
+          <w:sz w:val="24"/>
+          <w:szCs w:val="24"/>
+        </w:rPr>
+        <w:t xml:space="preserve">☑  </w:t>
+      </w:r>
+      <w:r>
+        <w:rPr>
+          <w:b/>
+          <w:bCs/>
+        </w:rPr>
+        <w:t xml:space="preserve">Deploy config</w:t>
+      </w:r>
+      <w:r>
+        <w:t xml:space="preserve"> committed: Dockerfile, render.yaml, npm start, configurable data dir</w:t>
+      </w:r>
+    </w:p>
+    <w:p>
+      <w:pPr>
+        <w:spacing w:after="80"/>
+        <w:ind w:left="360" w:hanging="360"/>
+      </w:pPr>
+      <w:r>
+        <w:rPr>
+          <w:sz w:val="24"/>
+          <w:szCs w:val="24"/>
+        </w:rPr>
+        <w:t xml:space="preserve">☑  </w:t>
+      </w:r>
+      <w:r>
+        <w:rPr>
+          <w:b/>
+          <w:bCs/>
+        </w:rPr>
+        <w:t xml:space="preserve">Production build</w:t>
+      </w:r>
+      <w:r>
+        <w:t xml:space="preserve"> verified locally (serves UI + API, SPA routing, data persists)</w:t>
+      </w:r>
+    </w:p>
+    <w:p>
+      <w:pPr>
+        <w:spacing w:after="80"/>
+        <w:ind w:left="360" w:hanging="360"/>
+      </w:pPr>
+      <w:r>
+        <w:rPr>
+          <w:sz w:val="24"/>
+          <w:szCs w:val="24"/>
+        </w:rPr>
+        <w:t xml:space="preserve">☐  </w:t>
+      </w:r>
+      <w:r>
+        <w:rPr>
+          <w:b/>
+          <w:bCs/>
+        </w:rPr>
+        <w:t xml:space="preserve">Pick a host &amp; deploy</w:t>
+      </w:r>
+      <w:r>
+        <w:t xml:space="preserve"> (Render Blueprint recommended) </w:t>
+      </w:r>
+      <w:r>
+        <w:rPr>
+          <w:i/>
+          <w:iCs/>
+          <w:color w:val="555555"/>
+        </w:rPr>
+        <w:t xml:space="preserve">— needs your host account</w:t>
+      </w:r>
+    </w:p>
+    <w:p>
+      <w:pPr>
+        <w:spacing w:after="80"/>
+        <w:ind w:left="360" w:hanging="360"/>
+      </w:pPr>
+      <w:r>
+        <w:rPr>
+          <w:sz w:val="24"/>
+          <w:szCs w:val="24"/>
+        </w:rPr>
+        <w:t xml:space="preserve">☐  </w:t>
+      </w:r>
+      <w:r>
+        <w:t xml:space="preserve">Set production environment variables on the host (APP_URL, attach persistent disk)</w:t>
+      </w:r>
+    </w:p>
+    <w:p>
+      <w:pPr>
+        <w:spacing w:after="80"/>
+        <w:ind w:left="360" w:hanging="360"/>
+      </w:pPr>
+      <w:r>
+        <w:rPr>
+          <w:sz w:val="24"/>
+          <w:szCs w:val="24"/>
+        </w:rPr>
+        <w:t xml:space="preserve">☐  </w:t>
+      </w:r>
+      <w:r>
+        <w:t xml:space="preserve">HTTPS + custom domain (optional; host provides HTTPS by default)</w:t>
       </w:r>
     </w:p>
     <w:p>
